--- a/docs/Project_Documentation.docx
+++ b/docs/Project_Documentation.docx
@@ -248,7 +248,7 @@
           <w:i/>
           <w:color w:val="C00000"/>
         </w:rPr>
-        <w:t>[Insert your GitHub repository link here after pushing this project]</w:t>
+        <w:t>https://github.com/marcusteoh/bigmart-sales-predictor</w:t>
       </w:r>
     </w:p>
     <w:p/>

--- a/docs/Project_Documentation.docx
+++ b/docs/Project_Documentation.docx
@@ -267,7 +267,7 @@
           <w:i/>
           <w:color w:val="C00000"/>
         </w:rPr>
-        <w:t>[Insert your Streamlit Community Cloud link here if deployed. If running locally only, write: "Deployed locally — run via 'streamlit run app.py' after installing requirements.txt" and note this to your tutor.]</w:t>
+        <w:t>[Insert your Streamlit Community Cloud link here if deployed. If running locally only, write: "Deployed locally — run via 'streamlit run streamlit_app.py' after installing requirements.txt" and note this to your tutor.]</w:t>
       </w:r>
     </w:p>
     <w:p>
@@ -297,7 +297,7 @@
           <w:i/>
           <w:color w:val="C00000"/>
         </w:rPr>
-        <w:t>[Insert screenshot here: open the app fresh (streamlit run app.py) and capture the full page before changing any input from its default value. The default prediction will already be visible — that is expected, since every input starts at a sensible default rather than blank.]</w:t>
+        <w:t>[Insert screenshot here: open the app fresh (streamlit run streamlit_app.py) and capture the full page before changing any input from its default value. The default prediction will already be visible — that is expected, since every input starts at a sensible default rather than blank.]</w:t>
       </w:r>
     </w:p>
     <w:p/>
